--- a/paper/Terrainformer_MDPI/Response_to_Reviewer.docx
+++ b/paper/Terrainformer_MDPI/Response_to_Reviewer.docx
@@ -844,7 +844,7 @@
       </w:pPr>
       <w:r>
         <w:rPr/>
-        <w:t xml:space="preserve">"The 5× latency advantage of PointPillars (∼5 ms vs. ∼25 ms) arises from three distinct architectural factors, not simply from parameter count (PointPillars has ∼10× fewer parameters, but parameter count alone does not explain the wall-clock gap): (1) Memory layout (dominant factor) — PointPillars produces a regular, dense 256×256 BEV tensor in a single </w:t>
+        <w:t xml:space="preserve">"The 5× latency advantage of PointPillars (∼5 ms vs. ∼25 ms) arises from three distinct architectural factors, not simply from parameter count (PointPillars has ∼10× fewer parameters, but parameter count alone does not explain the wall-clock gap): (1) Memory layout (dominant factor): PointPillars produces a regular, dense 256×256 BEV tensor in a single </w:t>
       </w:r>
       <w:r>
         <w:rPr>
@@ -874,7 +874,7 @@
       </w:r>
       <w:r>
         <w:rPr/>
-        <w:t xml:space="preserve">) on irregular point sets; these are scattered memory accesses with low cache-line utilisation and high index-arithmetic overhead. (2) Hierarchy depth — PointNet++ stacks 3–4 set-abstraction layers, each requiring its own grouping operation. PointPillars groups points exactly once (during pillarisation) and processes the result with standard 2D convolutions for the remaining layers, leveraging cuDNN's highly-optimised conv kernels. (3) Output-format alignment — PointPillars produces BEV features natively; the downstream ViT world model can consume them without an intermediate projection step. A PointNet++ variant would require an additional point-to-BEV rasterisation layer (∼2 ms in our profiling), which the table does not separately charge to its column."</w:t>
+        <w:t xml:space="preserve">) on irregular point sets; these are scattered memory accesses with low cache-line utilisation and high index-arithmetic overhead. (2) Hierarchy depth: PointNet++ stacks 3–4 set-abstraction layers, each requiring its own grouping operation. PointPillars groups points exactly once (during pillarisation) and runs the remaining layers as standard 2D convolutions, which cuDNN already has fast kernels for. (3) Output-format alignment: PointPillars produces BEV features natively; the downstream ViT world model can consume them without an intermediate projection step. A PointNet++ variant would require an additional point-to-BEV rasterisation layer (∼2 ms in our profiling), which the table does not separately charge to its column."</w:t>
       </w:r>
     </w:p>
     <w:p>
